--- a/clients/bwh/crowdstrike/monthly/2026-03/BWH-CrowdStrike-Activity-2026-03.docx
+++ b/clients/bwh/crowdstrike/monthly/2026-03/BWH-CrowdStrike-Activity-2026-03.docx
@@ -95,7 +95,7 @@
       <w:tr>
         <w:tc>
           <w:tcPr>
-            <w:tcW w:type="dxa" w:w="3744"/>
+            <w:tcW w:type="dxa" w:w="3528"/>
             <w:tcBorders>
               <w:top w:val="nil"/>
               <w:left w:val="nil"/>
@@ -133,7 +133,7 @@
         </w:tc>
         <w:tc>
           <w:tcPr>
-            <w:tcW w:type="dxa" w:w="3744"/>
+            <w:tcW w:type="dxa" w:w="3528"/>
             <w:tcBorders>
               <w:top w:val="nil"/>
               <w:left w:val="nil"/>
@@ -2541,7 +2541,7 @@
         </w:tc>
         <w:tc>
           <w:tcPr>
-            <w:tcW w:type="dxa" w:w="2592"/>
+            <w:tcW w:type="dxa" w:w="2448"/>
             <w:shd w:val="clear" w:color="auto" w:fill="006DB6"/>
             <w:tcBorders>
               <w:top w:val="single" w:sz="4" w:color="E9ECEF"/>
@@ -2568,7 +2568,7 @@
         </w:tc>
         <w:tc>
           <w:tcPr>
-            <w:tcW w:type="dxa" w:w="1872"/>
+            <w:tcW w:type="dxa" w:w="1728"/>
             <w:shd w:val="clear" w:color="auto" w:fill="006DB6"/>
             <w:tcBorders>
               <w:top w:val="single" w:sz="4" w:color="E9ECEF"/>
@@ -2595,7 +2595,7 @@
         </w:tc>
         <w:tc>
           <w:tcPr>
-            <w:tcW w:type="dxa" w:w="1872"/>
+            <w:tcW w:type="dxa" w:w="1728"/>
             <w:shd w:val="clear" w:color="auto" w:fill="006DB6"/>
             <w:tcBorders>
               <w:top w:val="single" w:sz="4" w:color="E9ECEF"/>
@@ -2671,7 +2671,7 @@
                 <w:color w:val="59595B"/>
                 <w:sz w:val="19"/>
               </w:rPr>
-              <w:t>2026-03-21</w:t>
+              <w:t>—</w:t>
             </w:r>
           </w:p>
         </w:tc>
@@ -2703,7 +2703,7 @@
         </w:tc>
         <w:tc>
           <w:tcPr>
-            <w:tcW w:type="dxa" w:w="2592"/>
+            <w:tcW w:type="dxa" w:w="2448"/>
             <w:tcBorders>
               <w:top w:val="single" w:sz="4" w:color="E9ECEF"/>
               <w:left w:val="single" w:sz="4" w:color="E9ECEF"/>
@@ -2729,7 +2729,7 @@
         </w:tc>
         <w:tc>
           <w:tcPr>
-            <w:tcW w:type="dxa" w:w="1872"/>
+            <w:tcW w:type="dxa" w:w="1728"/>
             <w:tcBorders>
               <w:top w:val="single" w:sz="4" w:color="E9ECEF"/>
               <w:left w:val="single" w:sz="4" w:color="E9ECEF"/>
@@ -2755,7 +2755,7 @@
         </w:tc>
         <w:tc>
           <w:tcPr>
-            <w:tcW w:type="dxa" w:w="1872"/>
+            <w:tcW w:type="dxa" w:w="1728"/>
             <w:tcBorders>
               <w:top w:val="single" w:sz="4" w:color="E9ECEF"/>
               <w:left w:val="single" w:sz="4" w:color="E9ECEF"/>
@@ -2830,7 +2830,7 @@
                 <w:color w:val="59595B"/>
                 <w:sz w:val="19"/>
               </w:rPr>
-              <w:t>2026-03-25</w:t>
+              <w:t>—</w:t>
             </w:r>
           </w:p>
         </w:tc>
@@ -2863,7 +2863,7 @@
         </w:tc>
         <w:tc>
           <w:tcPr>
-            <w:tcW w:type="dxa" w:w="2592"/>
+            <w:tcW w:type="dxa" w:w="2448"/>
             <w:shd w:val="clear" w:color="auto" w:fill="F8F9FA"/>
             <w:tcBorders>
               <w:top w:val="single" w:sz="4" w:color="E9ECEF"/>
@@ -2890,7 +2890,7 @@
         </w:tc>
         <w:tc>
           <w:tcPr>
-            <w:tcW w:type="dxa" w:w="1872"/>
+            <w:tcW w:type="dxa" w:w="1728"/>
             <w:shd w:val="clear" w:color="auto" w:fill="F8F9FA"/>
             <w:tcBorders>
               <w:top w:val="single" w:sz="4" w:color="E9ECEF"/>
@@ -2917,7 +2917,7 @@
         </w:tc>
         <w:tc>
           <w:tcPr>
-            <w:tcW w:type="dxa" w:w="1872"/>
+            <w:tcW w:type="dxa" w:w="1728"/>
             <w:shd w:val="clear" w:color="auto" w:fill="F8F9FA"/>
             <w:tcBorders>
               <w:top w:val="single" w:sz="4" w:color="E9ECEF"/>
@@ -2993,7 +2993,7 @@
                 <w:color w:val="59595B"/>
                 <w:sz w:val="19"/>
               </w:rPr>
-              <w:t>2026-03-31</w:t>
+              <w:t>—</w:t>
             </w:r>
           </w:p>
         </w:tc>
@@ -3025,7 +3025,7 @@
         </w:tc>
         <w:tc>
           <w:tcPr>
-            <w:tcW w:type="dxa" w:w="2592"/>
+            <w:tcW w:type="dxa" w:w="2448"/>
             <w:tcBorders>
               <w:top w:val="single" w:sz="4" w:color="E9ECEF"/>
               <w:left w:val="single" w:sz="4" w:color="E9ECEF"/>
@@ -3051,7 +3051,7 @@
         </w:tc>
         <w:tc>
           <w:tcPr>
-            <w:tcW w:type="dxa" w:w="1872"/>
+            <w:tcW w:type="dxa" w:w="1728"/>
             <w:tcBorders>
               <w:top w:val="single" w:sz="4" w:color="E9ECEF"/>
               <w:left w:val="single" w:sz="4" w:color="E9ECEF"/>
@@ -3077,7 +3077,7 @@
         </w:tc>
         <w:tc>
           <w:tcPr>
-            <w:tcW w:type="dxa" w:w="1872"/>
+            <w:tcW w:type="dxa" w:w="1728"/>
             <w:tcBorders>
               <w:top w:val="single" w:sz="4" w:color="E9ECEF"/>
               <w:left w:val="single" w:sz="4" w:color="E9ECEF"/>
@@ -3152,7 +3152,7 @@
                 <w:color w:val="59595B"/>
                 <w:sz w:val="19"/>
               </w:rPr>
-              <w:t>2026-03-18</w:t>
+              <w:t>—</w:t>
             </w:r>
           </w:p>
         </w:tc>
@@ -3185,7 +3185,7 @@
         </w:tc>
         <w:tc>
           <w:tcPr>
-            <w:tcW w:type="dxa" w:w="2592"/>
+            <w:tcW w:type="dxa" w:w="2448"/>
             <w:shd w:val="clear" w:color="auto" w:fill="F8F9FA"/>
             <w:tcBorders>
               <w:top w:val="single" w:sz="4" w:color="E9ECEF"/>
@@ -3212,7 +3212,7 @@
         </w:tc>
         <w:tc>
           <w:tcPr>
-            <w:tcW w:type="dxa" w:w="1872"/>
+            <w:tcW w:type="dxa" w:w="1728"/>
             <w:shd w:val="clear" w:color="auto" w:fill="F8F9FA"/>
             <w:tcBorders>
               <w:top w:val="single" w:sz="4" w:color="E9ECEF"/>
@@ -3239,7 +3239,7 @@
         </w:tc>
         <w:tc>
           <w:tcPr>
-            <w:tcW w:type="dxa" w:w="1872"/>
+            <w:tcW w:type="dxa" w:w="1728"/>
             <w:shd w:val="clear" w:color="auto" w:fill="F8F9FA"/>
             <w:tcBorders>
               <w:top w:val="single" w:sz="4" w:color="E9ECEF"/>
@@ -3315,7 +3315,7 @@
                 <w:color w:val="59595B"/>
                 <w:sz w:val="19"/>
               </w:rPr>
-              <w:t>2026-03-23</w:t>
+              <w:t>—</w:t>
             </w:r>
           </w:p>
         </w:tc>
@@ -3347,7 +3347,7 @@
         </w:tc>
         <w:tc>
           <w:tcPr>
-            <w:tcW w:type="dxa" w:w="2592"/>
+            <w:tcW w:type="dxa" w:w="2448"/>
             <w:tcBorders>
               <w:top w:val="single" w:sz="4" w:color="E9ECEF"/>
               <w:left w:val="single" w:sz="4" w:color="E9ECEF"/>
@@ -3373,7 +3373,7 @@
         </w:tc>
         <w:tc>
           <w:tcPr>
-            <w:tcW w:type="dxa" w:w="1872"/>
+            <w:tcW w:type="dxa" w:w="1728"/>
             <w:tcBorders>
               <w:top w:val="single" w:sz="4" w:color="E9ECEF"/>
               <w:left w:val="single" w:sz="4" w:color="E9ECEF"/>
@@ -3399,7 +3399,7 @@
         </w:tc>
         <w:tc>
           <w:tcPr>
-            <w:tcW w:type="dxa" w:w="1872"/>
+            <w:tcW w:type="dxa" w:w="1728"/>
             <w:tcBorders>
               <w:top w:val="single" w:sz="4" w:color="E9ECEF"/>
               <w:left w:val="single" w:sz="4" w:color="E9ECEF"/>
@@ -3474,7 +3474,7 @@
                 <w:color w:val="59595B"/>
                 <w:sz w:val="19"/>
               </w:rPr>
-              <w:t>2026-03-25</w:t>
+              <w:t>—</w:t>
             </w:r>
           </w:p>
         </w:tc>
@@ -3507,7 +3507,7 @@
         </w:tc>
         <w:tc>
           <w:tcPr>
-            <w:tcW w:type="dxa" w:w="2592"/>
+            <w:tcW w:type="dxa" w:w="2448"/>
             <w:shd w:val="clear" w:color="auto" w:fill="F8F9FA"/>
             <w:tcBorders>
               <w:top w:val="single" w:sz="4" w:color="E9ECEF"/>
@@ -3534,7 +3534,7 @@
         </w:tc>
         <w:tc>
           <w:tcPr>
-            <w:tcW w:type="dxa" w:w="1872"/>
+            <w:tcW w:type="dxa" w:w="1728"/>
             <w:shd w:val="clear" w:color="auto" w:fill="F8F9FA"/>
             <w:tcBorders>
               <w:top w:val="single" w:sz="4" w:color="E9ECEF"/>
@@ -3561,7 +3561,7 @@
         </w:tc>
         <w:tc>
           <w:tcPr>
-            <w:tcW w:type="dxa" w:w="1872"/>
+            <w:tcW w:type="dxa" w:w="1728"/>
             <w:shd w:val="clear" w:color="auto" w:fill="F8F9FA"/>
             <w:tcBorders>
               <w:top w:val="single" w:sz="4" w:color="E9ECEF"/>
@@ -3637,7 +3637,7 @@
                 <w:color w:val="59595B"/>
                 <w:sz w:val="19"/>
               </w:rPr>
-              <w:t>2026-03-25</w:t>
+              <w:t>—</w:t>
             </w:r>
           </w:p>
         </w:tc>
@@ -3669,7 +3669,7 @@
         </w:tc>
         <w:tc>
           <w:tcPr>
-            <w:tcW w:type="dxa" w:w="2592"/>
+            <w:tcW w:type="dxa" w:w="2448"/>
             <w:tcBorders>
               <w:top w:val="single" w:sz="4" w:color="E9ECEF"/>
               <w:left w:val="single" w:sz="4" w:color="E9ECEF"/>
@@ -3695,7 +3695,7 @@
         </w:tc>
         <w:tc>
           <w:tcPr>
-            <w:tcW w:type="dxa" w:w="1872"/>
+            <w:tcW w:type="dxa" w:w="1728"/>
             <w:tcBorders>
               <w:top w:val="single" w:sz="4" w:color="E9ECEF"/>
               <w:left w:val="single" w:sz="4" w:color="E9ECEF"/>
@@ -3721,7 +3721,7 @@
         </w:tc>
         <w:tc>
           <w:tcPr>
-            <w:tcW w:type="dxa" w:w="1872"/>
+            <w:tcW w:type="dxa" w:w="1728"/>
             <w:tcBorders>
               <w:top w:val="single" w:sz="4" w:color="E9ECEF"/>
               <w:left w:val="single" w:sz="4" w:color="E9ECEF"/>
@@ -3796,7 +3796,7 @@
                 <w:color w:val="59595B"/>
                 <w:sz w:val="19"/>
               </w:rPr>
-              <w:t>2026-03-28</w:t>
+              <w:t>—</w:t>
             </w:r>
           </w:p>
         </w:tc>
@@ -3829,7 +3829,7 @@
         </w:tc>
         <w:tc>
           <w:tcPr>
-            <w:tcW w:type="dxa" w:w="2592"/>
+            <w:tcW w:type="dxa" w:w="2448"/>
             <w:shd w:val="clear" w:color="auto" w:fill="F8F9FA"/>
             <w:tcBorders>
               <w:top w:val="single" w:sz="4" w:color="E9ECEF"/>
@@ -3856,7 +3856,7 @@
         </w:tc>
         <w:tc>
           <w:tcPr>
-            <w:tcW w:type="dxa" w:w="1872"/>
+            <w:tcW w:type="dxa" w:w="1728"/>
             <w:shd w:val="clear" w:color="auto" w:fill="F8F9FA"/>
             <w:tcBorders>
               <w:top w:val="single" w:sz="4" w:color="E9ECEF"/>
@@ -3883,7 +3883,7 @@
         </w:tc>
         <w:tc>
           <w:tcPr>
-            <w:tcW w:type="dxa" w:w="1872"/>
+            <w:tcW w:type="dxa" w:w="1728"/>
             <w:shd w:val="clear" w:color="auto" w:fill="F8F9FA"/>
             <w:tcBorders>
               <w:top w:val="single" w:sz="4" w:color="E9ECEF"/>
@@ -3959,7 +3959,7 @@
                 <w:color w:val="59595B"/>
                 <w:sz w:val="19"/>
               </w:rPr>
-              <w:t>2026-03-24</w:t>
+              <w:t>—</w:t>
             </w:r>
           </w:p>
         </w:tc>
@@ -3991,7 +3991,7 @@
         </w:tc>
         <w:tc>
           <w:tcPr>
-            <w:tcW w:type="dxa" w:w="2592"/>
+            <w:tcW w:type="dxa" w:w="2448"/>
             <w:tcBorders>
               <w:top w:val="single" w:sz="4" w:color="E9ECEF"/>
               <w:left w:val="single" w:sz="4" w:color="E9ECEF"/>
@@ -4017,7 +4017,7 @@
         </w:tc>
         <w:tc>
           <w:tcPr>
-            <w:tcW w:type="dxa" w:w="1872"/>
+            <w:tcW w:type="dxa" w:w="1728"/>
             <w:tcBorders>
               <w:top w:val="single" w:sz="4" w:color="E9ECEF"/>
               <w:left w:val="single" w:sz="4" w:color="E9ECEF"/>
@@ -4043,7 +4043,7 @@
         </w:tc>
         <w:tc>
           <w:tcPr>
-            <w:tcW w:type="dxa" w:w="1872"/>
+            <w:tcW w:type="dxa" w:w="1728"/>
             <w:tcBorders>
               <w:top w:val="single" w:sz="4" w:color="E9ECEF"/>
               <w:left w:val="single" w:sz="4" w:color="E9ECEF"/>
@@ -4118,7 +4118,7 @@
                 <w:color w:val="59595B"/>
                 <w:sz w:val="19"/>
               </w:rPr>
-              <w:t>2026-03-31</w:t>
+              <w:t>—</w:t>
             </w:r>
           </w:p>
         </w:tc>
@@ -4151,7 +4151,7 @@
         </w:tc>
         <w:tc>
           <w:tcPr>
-            <w:tcW w:type="dxa" w:w="2592"/>
+            <w:tcW w:type="dxa" w:w="2448"/>
             <w:shd w:val="clear" w:color="auto" w:fill="F8F9FA"/>
             <w:tcBorders>
               <w:top w:val="single" w:sz="4" w:color="E9ECEF"/>
@@ -4178,7 +4178,7 @@
         </w:tc>
         <w:tc>
           <w:tcPr>
-            <w:tcW w:type="dxa" w:w="1872"/>
+            <w:tcW w:type="dxa" w:w="1728"/>
             <w:shd w:val="clear" w:color="auto" w:fill="F8F9FA"/>
             <w:tcBorders>
               <w:top w:val="single" w:sz="4" w:color="E9ECEF"/>
@@ -4205,7 +4205,7 @@
         </w:tc>
         <w:tc>
           <w:tcPr>
-            <w:tcW w:type="dxa" w:w="1872"/>
+            <w:tcW w:type="dxa" w:w="1728"/>
             <w:shd w:val="clear" w:color="auto" w:fill="F8F9FA"/>
             <w:tcBorders>
               <w:top w:val="single" w:sz="4" w:color="E9ECEF"/>
@@ -4281,7 +4281,7 @@
                 <w:color w:val="59595B"/>
                 <w:sz w:val="19"/>
               </w:rPr>
-              <w:t>2026-03-24</w:t>
+              <w:t>—</w:t>
             </w:r>
           </w:p>
         </w:tc>
@@ -4313,7 +4313,7 @@
         </w:tc>
         <w:tc>
           <w:tcPr>
-            <w:tcW w:type="dxa" w:w="2592"/>
+            <w:tcW w:type="dxa" w:w="2448"/>
             <w:tcBorders>
               <w:top w:val="single" w:sz="4" w:color="E9ECEF"/>
               <w:left w:val="single" w:sz="4" w:color="E9ECEF"/>
@@ -4339,7 +4339,7 @@
         </w:tc>
         <w:tc>
           <w:tcPr>
-            <w:tcW w:type="dxa" w:w="1872"/>
+            <w:tcW w:type="dxa" w:w="1728"/>
             <w:tcBorders>
               <w:top w:val="single" w:sz="4" w:color="E9ECEF"/>
               <w:left w:val="single" w:sz="4" w:color="E9ECEF"/>
@@ -4365,7 +4365,7 @@
         </w:tc>
         <w:tc>
           <w:tcPr>
-            <w:tcW w:type="dxa" w:w="1872"/>
+            <w:tcW w:type="dxa" w:w="1728"/>
             <w:tcBorders>
               <w:top w:val="single" w:sz="4" w:color="E9ECEF"/>
               <w:left w:val="single" w:sz="4" w:color="E9ECEF"/>
@@ -4440,7 +4440,7 @@
                 <w:color w:val="59595B"/>
                 <w:sz w:val="19"/>
               </w:rPr>
-              <w:t>2026-03-31</w:t>
+              <w:t>—</w:t>
             </w:r>
           </w:p>
         </w:tc>
@@ -4473,7 +4473,7 @@
         </w:tc>
         <w:tc>
           <w:tcPr>
-            <w:tcW w:type="dxa" w:w="2592"/>
+            <w:tcW w:type="dxa" w:w="2448"/>
             <w:shd w:val="clear" w:color="auto" w:fill="F8F9FA"/>
             <w:tcBorders>
               <w:top w:val="single" w:sz="4" w:color="E9ECEF"/>
@@ -4500,7 +4500,7 @@
         </w:tc>
         <w:tc>
           <w:tcPr>
-            <w:tcW w:type="dxa" w:w="1872"/>
+            <w:tcW w:type="dxa" w:w="1728"/>
             <w:shd w:val="clear" w:color="auto" w:fill="F8F9FA"/>
             <w:tcBorders>
               <w:top w:val="single" w:sz="4" w:color="E9ECEF"/>
@@ -4527,7 +4527,7 @@
         </w:tc>
         <w:tc>
           <w:tcPr>
-            <w:tcW w:type="dxa" w:w="1872"/>
+            <w:tcW w:type="dxa" w:w="1728"/>
             <w:shd w:val="clear" w:color="auto" w:fill="F8F9FA"/>
             <w:tcBorders>
               <w:top w:val="single" w:sz="4" w:color="E9ECEF"/>
@@ -4603,7 +4603,7 @@
                 <w:color w:val="59595B"/>
                 <w:sz w:val="19"/>
               </w:rPr>
-              <w:t>2026-03-25</w:t>
+              <w:t>—</w:t>
             </w:r>
           </w:p>
         </w:tc>
@@ -4635,7 +4635,7 @@
         </w:tc>
         <w:tc>
           <w:tcPr>
-            <w:tcW w:type="dxa" w:w="2592"/>
+            <w:tcW w:type="dxa" w:w="2448"/>
             <w:tcBorders>
               <w:top w:val="single" w:sz="4" w:color="E9ECEF"/>
               <w:left w:val="single" w:sz="4" w:color="E9ECEF"/>
@@ -4661,7 +4661,7 @@
         </w:tc>
         <w:tc>
           <w:tcPr>
-            <w:tcW w:type="dxa" w:w="1872"/>
+            <w:tcW w:type="dxa" w:w="1728"/>
             <w:tcBorders>
               <w:top w:val="single" w:sz="4" w:color="E9ECEF"/>
               <w:left w:val="single" w:sz="4" w:color="E9ECEF"/>
@@ -4687,7 +4687,7 @@
         </w:tc>
         <w:tc>
           <w:tcPr>
-            <w:tcW w:type="dxa" w:w="1872"/>
+            <w:tcW w:type="dxa" w:w="1728"/>
             <w:tcBorders>
               <w:top w:val="single" w:sz="4" w:color="E9ECEF"/>
               <w:left w:val="single" w:sz="4" w:color="E9ECEF"/>
@@ -4762,7 +4762,7 @@
                 <w:color w:val="59595B"/>
                 <w:sz w:val="19"/>
               </w:rPr>
-              <w:t>2026-03-23</w:t>
+              <w:t>—</w:t>
             </w:r>
           </w:p>
         </w:tc>
@@ -4795,7 +4795,7 @@
         </w:tc>
         <w:tc>
           <w:tcPr>
-            <w:tcW w:type="dxa" w:w="2592"/>
+            <w:tcW w:type="dxa" w:w="2448"/>
             <w:shd w:val="clear" w:color="auto" w:fill="F8F9FA"/>
             <w:tcBorders>
               <w:top w:val="single" w:sz="4" w:color="E9ECEF"/>
@@ -4822,7 +4822,7 @@
         </w:tc>
         <w:tc>
           <w:tcPr>
-            <w:tcW w:type="dxa" w:w="1872"/>
+            <w:tcW w:type="dxa" w:w="1728"/>
             <w:shd w:val="clear" w:color="auto" w:fill="F8F9FA"/>
             <w:tcBorders>
               <w:top w:val="single" w:sz="4" w:color="E9ECEF"/>
@@ -4849,7 +4849,7 @@
         </w:tc>
         <w:tc>
           <w:tcPr>
-            <w:tcW w:type="dxa" w:w="1872"/>
+            <w:tcW w:type="dxa" w:w="1728"/>
             <w:shd w:val="clear" w:color="auto" w:fill="F8F9FA"/>
             <w:tcBorders>
               <w:top w:val="single" w:sz="4" w:color="E9ECEF"/>
@@ -4925,7 +4925,7 @@
                 <w:color w:val="59595B"/>
                 <w:sz w:val="19"/>
               </w:rPr>
-              <w:t>2026-03-31</w:t>
+              <w:t>—</w:t>
             </w:r>
           </w:p>
         </w:tc>
@@ -4957,7 +4957,7 @@
         </w:tc>
         <w:tc>
           <w:tcPr>
-            <w:tcW w:type="dxa" w:w="2592"/>
+            <w:tcW w:type="dxa" w:w="2448"/>
             <w:tcBorders>
               <w:top w:val="single" w:sz="4" w:color="E9ECEF"/>
               <w:left w:val="single" w:sz="4" w:color="E9ECEF"/>
@@ -4983,7 +4983,7 @@
         </w:tc>
         <w:tc>
           <w:tcPr>
-            <w:tcW w:type="dxa" w:w="1872"/>
+            <w:tcW w:type="dxa" w:w="1728"/>
             <w:tcBorders>
               <w:top w:val="single" w:sz="4" w:color="E9ECEF"/>
               <w:left w:val="single" w:sz="4" w:color="E9ECEF"/>
@@ -5009,7 +5009,7 @@
         </w:tc>
         <w:tc>
           <w:tcPr>
-            <w:tcW w:type="dxa" w:w="1872"/>
+            <w:tcW w:type="dxa" w:w="1728"/>
             <w:tcBorders>
               <w:top w:val="single" w:sz="4" w:color="E9ECEF"/>
               <w:left w:val="single" w:sz="4" w:color="E9ECEF"/>
@@ -5084,7 +5084,7 @@
                 <w:color w:val="59595B"/>
                 <w:sz w:val="19"/>
               </w:rPr>
-              <w:t>2026-03-31</w:t>
+              <w:t>—</w:t>
             </w:r>
           </w:p>
         </w:tc>
@@ -5117,7 +5117,7 @@
         </w:tc>
         <w:tc>
           <w:tcPr>
-            <w:tcW w:type="dxa" w:w="2592"/>
+            <w:tcW w:type="dxa" w:w="2448"/>
             <w:shd w:val="clear" w:color="auto" w:fill="F8F9FA"/>
             <w:tcBorders>
               <w:top w:val="single" w:sz="4" w:color="E9ECEF"/>
@@ -5144,7 +5144,7 @@
         </w:tc>
         <w:tc>
           <w:tcPr>
-            <w:tcW w:type="dxa" w:w="1872"/>
+            <w:tcW w:type="dxa" w:w="1728"/>
             <w:shd w:val="clear" w:color="auto" w:fill="F8F9FA"/>
             <w:tcBorders>
               <w:top w:val="single" w:sz="4" w:color="E9ECEF"/>
@@ -5171,7 +5171,7 @@
         </w:tc>
         <w:tc>
           <w:tcPr>
-            <w:tcW w:type="dxa" w:w="1872"/>
+            <w:tcW w:type="dxa" w:w="1728"/>
             <w:shd w:val="clear" w:color="auto" w:fill="F8F9FA"/>
             <w:tcBorders>
               <w:top w:val="single" w:sz="4" w:color="E9ECEF"/>
@@ -5247,7 +5247,7 @@
                 <w:color w:val="59595B"/>
                 <w:sz w:val="19"/>
               </w:rPr>
-              <w:t>2026-03-31</w:t>
+              <w:t>—</w:t>
             </w:r>
           </w:p>
         </w:tc>
@@ -5279,7 +5279,7 @@
         </w:tc>
         <w:tc>
           <w:tcPr>
-            <w:tcW w:type="dxa" w:w="2592"/>
+            <w:tcW w:type="dxa" w:w="2448"/>
             <w:tcBorders>
               <w:top w:val="single" w:sz="4" w:color="E9ECEF"/>
               <w:left w:val="single" w:sz="4" w:color="E9ECEF"/>
@@ -5305,7 +5305,7 @@
         </w:tc>
         <w:tc>
           <w:tcPr>
-            <w:tcW w:type="dxa" w:w="1872"/>
+            <w:tcW w:type="dxa" w:w="1728"/>
             <w:tcBorders>
               <w:top w:val="single" w:sz="4" w:color="E9ECEF"/>
               <w:left w:val="single" w:sz="4" w:color="E9ECEF"/>
@@ -5331,7 +5331,7 @@
         </w:tc>
         <w:tc>
           <w:tcPr>
-            <w:tcW w:type="dxa" w:w="1872"/>
+            <w:tcW w:type="dxa" w:w="1728"/>
             <w:tcBorders>
               <w:top w:val="single" w:sz="4" w:color="E9ECEF"/>
               <w:left w:val="single" w:sz="4" w:color="E9ECEF"/>
@@ -5406,7 +5406,7 @@
                 <w:color w:val="59595B"/>
                 <w:sz w:val="19"/>
               </w:rPr>
-              <w:t>2026-03-30</w:t>
+              <w:t>—</w:t>
             </w:r>
           </w:p>
         </w:tc>
@@ -5439,7 +5439,7 @@
         </w:tc>
         <w:tc>
           <w:tcPr>
-            <w:tcW w:type="dxa" w:w="2592"/>
+            <w:tcW w:type="dxa" w:w="2448"/>
             <w:shd w:val="clear" w:color="auto" w:fill="F8F9FA"/>
             <w:tcBorders>
               <w:top w:val="single" w:sz="4" w:color="E9ECEF"/>
@@ -5466,7 +5466,7 @@
         </w:tc>
         <w:tc>
           <w:tcPr>
-            <w:tcW w:type="dxa" w:w="1872"/>
+            <w:tcW w:type="dxa" w:w="1728"/>
             <w:shd w:val="clear" w:color="auto" w:fill="F8F9FA"/>
             <w:tcBorders>
               <w:top w:val="single" w:sz="4" w:color="E9ECEF"/>
@@ -5493,7 +5493,7 @@
         </w:tc>
         <w:tc>
           <w:tcPr>
-            <w:tcW w:type="dxa" w:w="1872"/>
+            <w:tcW w:type="dxa" w:w="1728"/>
             <w:shd w:val="clear" w:color="auto" w:fill="F8F9FA"/>
             <w:tcBorders>
               <w:top w:val="single" w:sz="4" w:color="E9ECEF"/>
@@ -5569,7 +5569,7 @@
                 <w:color w:val="59595B"/>
                 <w:sz w:val="19"/>
               </w:rPr>
-              <w:t>2026-03-25</w:t>
+              <w:t>—</w:t>
             </w:r>
           </w:p>
         </w:tc>
@@ -5601,7 +5601,7 @@
         </w:tc>
         <w:tc>
           <w:tcPr>
-            <w:tcW w:type="dxa" w:w="2592"/>
+            <w:tcW w:type="dxa" w:w="2448"/>
             <w:tcBorders>
               <w:top w:val="single" w:sz="4" w:color="E9ECEF"/>
               <w:left w:val="single" w:sz="4" w:color="E9ECEF"/>
@@ -5627,7 +5627,7 @@
         </w:tc>
         <w:tc>
           <w:tcPr>
-            <w:tcW w:type="dxa" w:w="1872"/>
+            <w:tcW w:type="dxa" w:w="1728"/>
             <w:tcBorders>
               <w:top w:val="single" w:sz="4" w:color="E9ECEF"/>
               <w:left w:val="single" w:sz="4" w:color="E9ECEF"/>
@@ -5653,7 +5653,7 @@
         </w:tc>
         <w:tc>
           <w:tcPr>
-            <w:tcW w:type="dxa" w:w="1872"/>
+            <w:tcW w:type="dxa" w:w="1728"/>
             <w:tcBorders>
               <w:top w:val="single" w:sz="4" w:color="E9ECEF"/>
               <w:left w:val="single" w:sz="4" w:color="E9ECEF"/>
@@ -5728,7 +5728,7 @@
                 <w:color w:val="59595B"/>
                 <w:sz w:val="19"/>
               </w:rPr>
-              <w:t>2026-03-30</w:t>
+              <w:t>—</w:t>
             </w:r>
           </w:p>
         </w:tc>
@@ -5761,7 +5761,7 @@
         </w:tc>
         <w:tc>
           <w:tcPr>
-            <w:tcW w:type="dxa" w:w="2592"/>
+            <w:tcW w:type="dxa" w:w="2448"/>
             <w:shd w:val="clear" w:color="auto" w:fill="F8F9FA"/>
             <w:tcBorders>
               <w:top w:val="single" w:sz="4" w:color="E9ECEF"/>
@@ -5788,7 +5788,7 @@
         </w:tc>
         <w:tc>
           <w:tcPr>
-            <w:tcW w:type="dxa" w:w="1872"/>
+            <w:tcW w:type="dxa" w:w="1728"/>
             <w:shd w:val="clear" w:color="auto" w:fill="F8F9FA"/>
             <w:tcBorders>
               <w:top w:val="single" w:sz="4" w:color="E9ECEF"/>
@@ -5815,7 +5815,7 @@
         </w:tc>
         <w:tc>
           <w:tcPr>
-            <w:tcW w:type="dxa" w:w="1872"/>
+            <w:tcW w:type="dxa" w:w="1728"/>
             <w:shd w:val="clear" w:color="auto" w:fill="F8F9FA"/>
             <w:tcBorders>
               <w:top w:val="single" w:sz="4" w:color="E9ECEF"/>
@@ -5891,7 +5891,7 @@
                 <w:color w:val="59595B"/>
                 <w:sz w:val="19"/>
               </w:rPr>
-              <w:t>2026-03-23</w:t>
+              <w:t>—</w:t>
             </w:r>
           </w:p>
         </w:tc>
@@ -5923,7 +5923,7 @@
         </w:tc>
         <w:tc>
           <w:tcPr>
-            <w:tcW w:type="dxa" w:w="2592"/>
+            <w:tcW w:type="dxa" w:w="2448"/>
             <w:tcBorders>
               <w:top w:val="single" w:sz="4" w:color="E9ECEF"/>
               <w:left w:val="single" w:sz="4" w:color="E9ECEF"/>
@@ -5949,7 +5949,7 @@
         </w:tc>
         <w:tc>
           <w:tcPr>
-            <w:tcW w:type="dxa" w:w="1872"/>
+            <w:tcW w:type="dxa" w:w="1728"/>
             <w:tcBorders>
               <w:top w:val="single" w:sz="4" w:color="E9ECEF"/>
               <w:left w:val="single" w:sz="4" w:color="E9ECEF"/>
@@ -5975,7 +5975,7 @@
         </w:tc>
         <w:tc>
           <w:tcPr>
-            <w:tcW w:type="dxa" w:w="1872"/>
+            <w:tcW w:type="dxa" w:w="1728"/>
             <w:tcBorders>
               <w:top w:val="single" w:sz="4" w:color="E9ECEF"/>
               <w:left w:val="single" w:sz="4" w:color="E9ECEF"/>
@@ -6050,7 +6050,7 @@
                 <w:color w:val="59595B"/>
                 <w:sz w:val="19"/>
               </w:rPr>
-              <w:t>2026-03-28</w:t>
+              <w:t>—</w:t>
             </w:r>
           </w:p>
         </w:tc>
@@ -6083,7 +6083,7 @@
         </w:tc>
         <w:tc>
           <w:tcPr>
-            <w:tcW w:type="dxa" w:w="2592"/>
+            <w:tcW w:type="dxa" w:w="2448"/>
             <w:shd w:val="clear" w:color="auto" w:fill="F8F9FA"/>
             <w:tcBorders>
               <w:top w:val="single" w:sz="4" w:color="E9ECEF"/>
@@ -6110,7 +6110,7 @@
         </w:tc>
         <w:tc>
           <w:tcPr>
-            <w:tcW w:type="dxa" w:w="1872"/>
+            <w:tcW w:type="dxa" w:w="1728"/>
             <w:shd w:val="clear" w:color="auto" w:fill="F8F9FA"/>
             <w:tcBorders>
               <w:top w:val="single" w:sz="4" w:color="E9ECEF"/>
@@ -6137,7 +6137,7 @@
         </w:tc>
         <w:tc>
           <w:tcPr>
-            <w:tcW w:type="dxa" w:w="1872"/>
+            <w:tcW w:type="dxa" w:w="1728"/>
             <w:shd w:val="clear" w:color="auto" w:fill="F8F9FA"/>
             <w:tcBorders>
               <w:top w:val="single" w:sz="4" w:color="E9ECEF"/>
@@ -6213,7 +6213,7 @@
                 <w:color w:val="59595B"/>
                 <w:sz w:val="19"/>
               </w:rPr>
-              <w:t>2026-03-27</w:t>
+              <w:t>—</w:t>
             </w:r>
           </w:p>
         </w:tc>
@@ -6245,7 +6245,7 @@
         </w:tc>
         <w:tc>
           <w:tcPr>
-            <w:tcW w:type="dxa" w:w="2592"/>
+            <w:tcW w:type="dxa" w:w="2448"/>
             <w:tcBorders>
               <w:top w:val="single" w:sz="4" w:color="E9ECEF"/>
               <w:left w:val="single" w:sz="4" w:color="E9ECEF"/>
@@ -6271,7 +6271,7 @@
         </w:tc>
         <w:tc>
           <w:tcPr>
-            <w:tcW w:type="dxa" w:w="1872"/>
+            <w:tcW w:type="dxa" w:w="1728"/>
             <w:tcBorders>
               <w:top w:val="single" w:sz="4" w:color="E9ECEF"/>
               <w:left w:val="single" w:sz="4" w:color="E9ECEF"/>
@@ -6297,7 +6297,7 @@
         </w:tc>
         <w:tc>
           <w:tcPr>
-            <w:tcW w:type="dxa" w:w="1872"/>
+            <w:tcW w:type="dxa" w:w="1728"/>
             <w:tcBorders>
               <w:top w:val="single" w:sz="4" w:color="E9ECEF"/>
               <w:left w:val="single" w:sz="4" w:color="E9ECEF"/>
@@ -6372,7 +6372,7 @@
                 <w:color w:val="59595B"/>
                 <w:sz w:val="19"/>
               </w:rPr>
-              <w:t>2026-03-25</w:t>
+              <w:t>—</w:t>
             </w:r>
           </w:p>
         </w:tc>
@@ -6405,7 +6405,7 @@
         </w:tc>
         <w:tc>
           <w:tcPr>
-            <w:tcW w:type="dxa" w:w="2592"/>
+            <w:tcW w:type="dxa" w:w="2448"/>
             <w:shd w:val="clear" w:color="auto" w:fill="F8F9FA"/>
             <w:tcBorders>
               <w:top w:val="single" w:sz="4" w:color="E9ECEF"/>
@@ -6432,7 +6432,7 @@
         </w:tc>
         <w:tc>
           <w:tcPr>
-            <w:tcW w:type="dxa" w:w="1872"/>
+            <w:tcW w:type="dxa" w:w="1728"/>
             <w:shd w:val="clear" w:color="auto" w:fill="F8F9FA"/>
             <w:tcBorders>
               <w:top w:val="single" w:sz="4" w:color="E9ECEF"/>
@@ -6459,7 +6459,7 @@
         </w:tc>
         <w:tc>
           <w:tcPr>
-            <w:tcW w:type="dxa" w:w="1872"/>
+            <w:tcW w:type="dxa" w:w="1728"/>
             <w:shd w:val="clear" w:color="auto" w:fill="F8F9FA"/>
             <w:tcBorders>
               <w:top w:val="single" w:sz="4" w:color="E9ECEF"/>
@@ -6535,7 +6535,7 @@
                 <w:color w:val="59595B"/>
                 <w:sz w:val="19"/>
               </w:rPr>
-              <w:t>2026-03-25</w:t>
+              <w:t>—</w:t>
             </w:r>
           </w:p>
         </w:tc>
@@ -6567,7 +6567,7 @@
         </w:tc>
         <w:tc>
           <w:tcPr>
-            <w:tcW w:type="dxa" w:w="2592"/>
+            <w:tcW w:type="dxa" w:w="2448"/>
             <w:tcBorders>
               <w:top w:val="single" w:sz="4" w:color="E9ECEF"/>
               <w:left w:val="single" w:sz="4" w:color="E9ECEF"/>
@@ -6593,7 +6593,7 @@
         </w:tc>
         <w:tc>
           <w:tcPr>
-            <w:tcW w:type="dxa" w:w="1872"/>
+            <w:tcW w:type="dxa" w:w="1728"/>
             <w:tcBorders>
               <w:top w:val="single" w:sz="4" w:color="E9ECEF"/>
               <w:left w:val="single" w:sz="4" w:color="E9ECEF"/>
@@ -6619,7 +6619,7 @@
         </w:tc>
         <w:tc>
           <w:tcPr>
-            <w:tcW w:type="dxa" w:w="1872"/>
+            <w:tcW w:type="dxa" w:w="1728"/>
             <w:tcBorders>
               <w:top w:val="single" w:sz="4" w:color="E9ECEF"/>
               <w:left w:val="single" w:sz="4" w:color="E9ECEF"/>
@@ -6694,7 +6694,7 @@
                 <w:color w:val="59595B"/>
                 <w:sz w:val="19"/>
               </w:rPr>
-              <w:t>2026-03-27</w:t>
+              <w:t>—</w:t>
             </w:r>
           </w:p>
         </w:tc>
@@ -6727,7 +6727,7 @@
         </w:tc>
         <w:tc>
           <w:tcPr>
-            <w:tcW w:type="dxa" w:w="2592"/>
+            <w:tcW w:type="dxa" w:w="2448"/>
             <w:shd w:val="clear" w:color="auto" w:fill="F8F9FA"/>
             <w:tcBorders>
               <w:top w:val="single" w:sz="4" w:color="E9ECEF"/>
@@ -6754,7 +6754,7 @@
         </w:tc>
         <w:tc>
           <w:tcPr>
-            <w:tcW w:type="dxa" w:w="1872"/>
+            <w:tcW w:type="dxa" w:w="1728"/>
             <w:shd w:val="clear" w:color="auto" w:fill="F8F9FA"/>
             <w:tcBorders>
               <w:top w:val="single" w:sz="4" w:color="E9ECEF"/>
@@ -6781,7 +6781,7 @@
         </w:tc>
         <w:tc>
           <w:tcPr>
-            <w:tcW w:type="dxa" w:w="1872"/>
+            <w:tcW w:type="dxa" w:w="1728"/>
             <w:shd w:val="clear" w:color="auto" w:fill="F8F9FA"/>
             <w:tcBorders>
               <w:top w:val="single" w:sz="4" w:color="E9ECEF"/>
@@ -6857,7 +6857,7 @@
                 <w:color w:val="59595B"/>
                 <w:sz w:val="19"/>
               </w:rPr>
-              <w:t>2026-03-23</w:t>
+              <w:t>—</w:t>
             </w:r>
           </w:p>
         </w:tc>
@@ -6889,7 +6889,7 @@
         </w:tc>
         <w:tc>
           <w:tcPr>
-            <w:tcW w:type="dxa" w:w="2592"/>
+            <w:tcW w:type="dxa" w:w="2448"/>
             <w:tcBorders>
               <w:top w:val="single" w:sz="4" w:color="E9ECEF"/>
               <w:left w:val="single" w:sz="4" w:color="E9ECEF"/>
@@ -6915,7 +6915,7 @@
         </w:tc>
         <w:tc>
           <w:tcPr>
-            <w:tcW w:type="dxa" w:w="1872"/>
+            <w:tcW w:type="dxa" w:w="1728"/>
             <w:tcBorders>
               <w:top w:val="single" w:sz="4" w:color="E9ECEF"/>
               <w:left w:val="single" w:sz="4" w:color="E9ECEF"/>
@@ -6941,7 +6941,7 @@
         </w:tc>
         <w:tc>
           <w:tcPr>
-            <w:tcW w:type="dxa" w:w="1872"/>
+            <w:tcW w:type="dxa" w:w="1728"/>
             <w:tcBorders>
               <w:top w:val="single" w:sz="4" w:color="E9ECEF"/>
               <w:left w:val="single" w:sz="4" w:color="E9ECEF"/>
@@ -7016,7 +7016,7 @@
                 <w:color w:val="59595B"/>
                 <w:sz w:val="19"/>
               </w:rPr>
-              <w:t>2026-03-25</w:t>
+              <w:t>—</w:t>
             </w:r>
           </w:p>
         </w:tc>
@@ -7049,7 +7049,7 @@
         </w:tc>
         <w:tc>
           <w:tcPr>
-            <w:tcW w:type="dxa" w:w="2592"/>
+            <w:tcW w:type="dxa" w:w="2448"/>
             <w:shd w:val="clear" w:color="auto" w:fill="F8F9FA"/>
             <w:tcBorders>
               <w:top w:val="single" w:sz="4" w:color="E9ECEF"/>
@@ -7076,7 +7076,7 @@
         </w:tc>
         <w:tc>
           <w:tcPr>
-            <w:tcW w:type="dxa" w:w="1872"/>
+            <w:tcW w:type="dxa" w:w="1728"/>
             <w:shd w:val="clear" w:color="auto" w:fill="F8F9FA"/>
             <w:tcBorders>
               <w:top w:val="single" w:sz="4" w:color="E9ECEF"/>
@@ -7103,7 +7103,7 @@
         </w:tc>
         <w:tc>
           <w:tcPr>
-            <w:tcW w:type="dxa" w:w="1872"/>
+            <w:tcW w:type="dxa" w:w="1728"/>
             <w:shd w:val="clear" w:color="auto" w:fill="F8F9FA"/>
             <w:tcBorders>
               <w:top w:val="single" w:sz="4" w:color="E9ECEF"/>
@@ -7179,7 +7179,7 @@
                 <w:color w:val="59595B"/>
                 <w:sz w:val="19"/>
               </w:rPr>
-              <w:t>2026-03-31</w:t>
+              <w:t>—</w:t>
             </w:r>
           </w:p>
         </w:tc>
@@ -7211,7 +7211,7 @@
         </w:tc>
         <w:tc>
           <w:tcPr>
-            <w:tcW w:type="dxa" w:w="2592"/>
+            <w:tcW w:type="dxa" w:w="2448"/>
             <w:tcBorders>
               <w:top w:val="single" w:sz="4" w:color="E9ECEF"/>
               <w:left w:val="single" w:sz="4" w:color="E9ECEF"/>
@@ -7237,7 +7237,7 @@
         </w:tc>
         <w:tc>
           <w:tcPr>
-            <w:tcW w:type="dxa" w:w="1872"/>
+            <w:tcW w:type="dxa" w:w="1728"/>
             <w:tcBorders>
               <w:top w:val="single" w:sz="4" w:color="E9ECEF"/>
               <w:left w:val="single" w:sz="4" w:color="E9ECEF"/>
@@ -7263,7 +7263,7 @@
         </w:tc>
         <w:tc>
           <w:tcPr>
-            <w:tcW w:type="dxa" w:w="1872"/>
+            <w:tcW w:type="dxa" w:w="1728"/>
             <w:tcBorders>
               <w:top w:val="single" w:sz="4" w:color="E9ECEF"/>
               <w:left w:val="single" w:sz="4" w:color="E9ECEF"/>
@@ -7338,7 +7338,7 @@
                 <w:color w:val="59595B"/>
                 <w:sz w:val="19"/>
               </w:rPr>
-              <w:t>2026-03-25</w:t>
+              <w:t>—</w:t>
             </w:r>
           </w:p>
         </w:tc>
@@ -7371,7 +7371,7 @@
         </w:tc>
         <w:tc>
           <w:tcPr>
-            <w:tcW w:type="dxa" w:w="2592"/>
+            <w:tcW w:type="dxa" w:w="2448"/>
             <w:shd w:val="clear" w:color="auto" w:fill="F8F9FA"/>
             <w:tcBorders>
               <w:top w:val="single" w:sz="4" w:color="E9ECEF"/>
@@ -7398,7 +7398,7 @@
         </w:tc>
         <w:tc>
           <w:tcPr>
-            <w:tcW w:type="dxa" w:w="1872"/>
+            <w:tcW w:type="dxa" w:w="1728"/>
             <w:shd w:val="clear" w:color="auto" w:fill="F8F9FA"/>
             <w:tcBorders>
               <w:top w:val="single" w:sz="4" w:color="E9ECEF"/>
@@ -7425,7 +7425,7 @@
         </w:tc>
         <w:tc>
           <w:tcPr>
-            <w:tcW w:type="dxa" w:w="1872"/>
+            <w:tcW w:type="dxa" w:w="1728"/>
             <w:shd w:val="clear" w:color="auto" w:fill="F8F9FA"/>
             <w:tcBorders>
               <w:top w:val="single" w:sz="4" w:color="E9ECEF"/>
@@ -7501,7 +7501,7 @@
                 <w:color w:val="59595B"/>
                 <w:sz w:val="19"/>
               </w:rPr>
-              <w:t>2026-03-24</w:t>
+              <w:t>—</w:t>
             </w:r>
           </w:p>
         </w:tc>
@@ -7533,7 +7533,7 @@
         </w:tc>
         <w:tc>
           <w:tcPr>
-            <w:tcW w:type="dxa" w:w="2592"/>
+            <w:tcW w:type="dxa" w:w="2448"/>
             <w:tcBorders>
               <w:top w:val="single" w:sz="4" w:color="E9ECEF"/>
               <w:left w:val="single" w:sz="4" w:color="E9ECEF"/>
@@ -7559,7 +7559,7 @@
         </w:tc>
         <w:tc>
           <w:tcPr>
-            <w:tcW w:type="dxa" w:w="1872"/>
+            <w:tcW w:type="dxa" w:w="1728"/>
             <w:tcBorders>
               <w:top w:val="single" w:sz="4" w:color="E9ECEF"/>
               <w:left w:val="single" w:sz="4" w:color="E9ECEF"/>
@@ -7585,7 +7585,7 @@
         </w:tc>
         <w:tc>
           <w:tcPr>
-            <w:tcW w:type="dxa" w:w="1872"/>
+            <w:tcW w:type="dxa" w:w="1728"/>
             <w:tcBorders>
               <w:top w:val="single" w:sz="4" w:color="E9ECEF"/>
               <w:left w:val="single" w:sz="4" w:color="E9ECEF"/>
@@ -7660,7 +7660,7 @@
                 <w:color w:val="59595B"/>
                 <w:sz w:val="19"/>
               </w:rPr>
-              <w:t>2026-03-31</w:t>
+              <w:t>—</w:t>
             </w:r>
           </w:p>
         </w:tc>
@@ -7693,7 +7693,7 @@
         </w:tc>
         <w:tc>
           <w:tcPr>
-            <w:tcW w:type="dxa" w:w="2592"/>
+            <w:tcW w:type="dxa" w:w="2448"/>
             <w:shd w:val="clear" w:color="auto" w:fill="F8F9FA"/>
             <w:tcBorders>
               <w:top w:val="single" w:sz="4" w:color="E9ECEF"/>
@@ -7720,7 +7720,7 @@
         </w:tc>
         <w:tc>
           <w:tcPr>
-            <w:tcW w:type="dxa" w:w="1872"/>
+            <w:tcW w:type="dxa" w:w="1728"/>
             <w:shd w:val="clear" w:color="auto" w:fill="F8F9FA"/>
             <w:tcBorders>
               <w:top w:val="single" w:sz="4" w:color="E9ECEF"/>
@@ -7747,7 +7747,7 @@
         </w:tc>
         <w:tc>
           <w:tcPr>
-            <w:tcW w:type="dxa" w:w="1872"/>
+            <w:tcW w:type="dxa" w:w="1728"/>
             <w:shd w:val="clear" w:color="auto" w:fill="F8F9FA"/>
             <w:tcBorders>
               <w:top w:val="single" w:sz="4" w:color="E9ECEF"/>
@@ -7823,7 +7823,7 @@
                 <w:color w:val="59595B"/>
                 <w:sz w:val="19"/>
               </w:rPr>
-              <w:t>2026-03-25</w:t>
+              <w:t>—</w:t>
             </w:r>
           </w:p>
         </w:tc>
@@ -7855,7 +7855,7 @@
         </w:tc>
         <w:tc>
           <w:tcPr>
-            <w:tcW w:type="dxa" w:w="2592"/>
+            <w:tcW w:type="dxa" w:w="2448"/>
             <w:tcBorders>
               <w:top w:val="single" w:sz="4" w:color="E9ECEF"/>
               <w:left w:val="single" w:sz="4" w:color="E9ECEF"/>
@@ -7881,7 +7881,7 @@
         </w:tc>
         <w:tc>
           <w:tcPr>
-            <w:tcW w:type="dxa" w:w="1872"/>
+            <w:tcW w:type="dxa" w:w="1728"/>
             <w:tcBorders>
               <w:top w:val="single" w:sz="4" w:color="E9ECEF"/>
               <w:left w:val="single" w:sz="4" w:color="E9ECEF"/>
@@ -7907,7 +7907,7 @@
         </w:tc>
         <w:tc>
           <w:tcPr>
-            <w:tcW w:type="dxa" w:w="1872"/>
+            <w:tcW w:type="dxa" w:w="1728"/>
             <w:tcBorders>
               <w:top w:val="single" w:sz="4" w:color="E9ECEF"/>
               <w:left w:val="single" w:sz="4" w:color="E9ECEF"/>
@@ -7982,7 +7982,7 @@
                 <w:color w:val="59595B"/>
                 <w:sz w:val="19"/>
               </w:rPr>
-              <w:t>2026-03-27</w:t>
+              <w:t>—</w:t>
             </w:r>
           </w:p>
         </w:tc>
@@ -8015,7 +8015,7 @@
         </w:tc>
         <w:tc>
           <w:tcPr>
-            <w:tcW w:type="dxa" w:w="2592"/>
+            <w:tcW w:type="dxa" w:w="2448"/>
             <w:shd w:val="clear" w:color="auto" w:fill="F8F9FA"/>
             <w:tcBorders>
               <w:top w:val="single" w:sz="4" w:color="E9ECEF"/>
@@ -8042,7 +8042,7 @@
         </w:tc>
         <w:tc>
           <w:tcPr>
-            <w:tcW w:type="dxa" w:w="1872"/>
+            <w:tcW w:type="dxa" w:w="1728"/>
             <w:shd w:val="clear" w:color="auto" w:fill="F8F9FA"/>
             <w:tcBorders>
               <w:top w:val="single" w:sz="4" w:color="E9ECEF"/>
@@ -8069,7 +8069,7 @@
         </w:tc>
         <w:tc>
           <w:tcPr>
-            <w:tcW w:type="dxa" w:w="1872"/>
+            <w:tcW w:type="dxa" w:w="1728"/>
             <w:shd w:val="clear" w:color="auto" w:fill="F8F9FA"/>
             <w:tcBorders>
               <w:top w:val="single" w:sz="4" w:color="E9ECEF"/>
@@ -8145,7 +8145,7 @@
                 <w:color w:val="59595B"/>
                 <w:sz w:val="19"/>
               </w:rPr>
-              <w:t>2026-03-27</w:t>
+              <w:t>—</w:t>
             </w:r>
           </w:p>
         </w:tc>
@@ -8177,7 +8177,7 @@
         </w:tc>
         <w:tc>
           <w:tcPr>
-            <w:tcW w:type="dxa" w:w="2592"/>
+            <w:tcW w:type="dxa" w:w="2448"/>
             <w:tcBorders>
               <w:top w:val="single" w:sz="4" w:color="E9ECEF"/>
               <w:left w:val="single" w:sz="4" w:color="E9ECEF"/>
@@ -8203,7 +8203,7 @@
         </w:tc>
         <w:tc>
           <w:tcPr>
-            <w:tcW w:type="dxa" w:w="1872"/>
+            <w:tcW w:type="dxa" w:w="1728"/>
             <w:tcBorders>
               <w:top w:val="single" w:sz="4" w:color="E9ECEF"/>
               <w:left w:val="single" w:sz="4" w:color="E9ECEF"/>
@@ -8229,7 +8229,7 @@
         </w:tc>
         <w:tc>
           <w:tcPr>
-            <w:tcW w:type="dxa" w:w="1872"/>
+            <w:tcW w:type="dxa" w:w="1728"/>
             <w:tcBorders>
               <w:top w:val="single" w:sz="4" w:color="E9ECEF"/>
               <w:left w:val="single" w:sz="4" w:color="E9ECEF"/>
@@ -8304,7 +8304,7 @@
                 <w:color w:val="59595B"/>
                 <w:sz w:val="19"/>
               </w:rPr>
-              <w:t>2026-03-31</w:t>
+              <w:t>—</w:t>
             </w:r>
           </w:p>
         </w:tc>
@@ -8337,7 +8337,7 @@
         </w:tc>
         <w:tc>
           <w:tcPr>
-            <w:tcW w:type="dxa" w:w="2592"/>
+            <w:tcW w:type="dxa" w:w="2448"/>
             <w:shd w:val="clear" w:color="auto" w:fill="F8F9FA"/>
             <w:tcBorders>
               <w:top w:val="single" w:sz="4" w:color="E9ECEF"/>
@@ -8364,7 +8364,7 @@
         </w:tc>
         <w:tc>
           <w:tcPr>
-            <w:tcW w:type="dxa" w:w="1872"/>
+            <w:tcW w:type="dxa" w:w="1728"/>
             <w:shd w:val="clear" w:color="auto" w:fill="F8F9FA"/>
             <w:tcBorders>
               <w:top w:val="single" w:sz="4" w:color="E9ECEF"/>
@@ -8391,7 +8391,7 @@
         </w:tc>
         <w:tc>
           <w:tcPr>
-            <w:tcW w:type="dxa" w:w="1872"/>
+            <w:tcW w:type="dxa" w:w="1728"/>
             <w:shd w:val="clear" w:color="auto" w:fill="F8F9FA"/>
             <w:tcBorders>
               <w:top w:val="single" w:sz="4" w:color="E9ECEF"/>
@@ -8467,7 +8467,7 @@
                 <w:color w:val="59595B"/>
                 <w:sz w:val="19"/>
               </w:rPr>
-              <w:t>2026-03-24</w:t>
+              <w:t>—</w:t>
             </w:r>
           </w:p>
         </w:tc>
@@ -8499,7 +8499,7 @@
         </w:tc>
         <w:tc>
           <w:tcPr>
-            <w:tcW w:type="dxa" w:w="2592"/>
+            <w:tcW w:type="dxa" w:w="2448"/>
             <w:tcBorders>
               <w:top w:val="single" w:sz="4" w:color="E9ECEF"/>
               <w:left w:val="single" w:sz="4" w:color="E9ECEF"/>
@@ -8525,7 +8525,7 @@
         </w:tc>
         <w:tc>
           <w:tcPr>
-            <w:tcW w:type="dxa" w:w="1872"/>
+            <w:tcW w:type="dxa" w:w="1728"/>
             <w:tcBorders>
               <w:top w:val="single" w:sz="4" w:color="E9ECEF"/>
               <w:left w:val="single" w:sz="4" w:color="E9ECEF"/>
@@ -8551,7 +8551,7 @@
         </w:tc>
         <w:tc>
           <w:tcPr>
-            <w:tcW w:type="dxa" w:w="1872"/>
+            <w:tcW w:type="dxa" w:w="1728"/>
             <w:tcBorders>
               <w:top w:val="single" w:sz="4" w:color="E9ECEF"/>
               <w:left w:val="single" w:sz="4" w:color="E9ECEF"/>
@@ -8626,7 +8626,7 @@
                 <w:color w:val="59595B"/>
                 <w:sz w:val="19"/>
               </w:rPr>
-              <w:t>2026-03-25</w:t>
+              <w:t>—</w:t>
             </w:r>
           </w:p>
         </w:tc>
@@ -8659,7 +8659,7 @@
         </w:tc>
         <w:tc>
           <w:tcPr>
-            <w:tcW w:type="dxa" w:w="2592"/>
+            <w:tcW w:type="dxa" w:w="2448"/>
             <w:shd w:val="clear" w:color="auto" w:fill="F8F9FA"/>
             <w:tcBorders>
               <w:top w:val="single" w:sz="4" w:color="E9ECEF"/>
@@ -8686,7 +8686,7 @@
         </w:tc>
         <w:tc>
           <w:tcPr>
-            <w:tcW w:type="dxa" w:w="1872"/>
+            <w:tcW w:type="dxa" w:w="1728"/>
             <w:shd w:val="clear" w:color="auto" w:fill="F8F9FA"/>
             <w:tcBorders>
               <w:top w:val="single" w:sz="4" w:color="E9ECEF"/>
@@ -8713,7 +8713,7 @@
         </w:tc>
         <w:tc>
           <w:tcPr>
-            <w:tcW w:type="dxa" w:w="1872"/>
+            <w:tcW w:type="dxa" w:w="1728"/>
             <w:shd w:val="clear" w:color="auto" w:fill="F8F9FA"/>
             <w:tcBorders>
               <w:top w:val="single" w:sz="4" w:color="E9ECEF"/>
@@ -8789,7 +8789,7 @@
                 <w:color w:val="59595B"/>
                 <w:sz w:val="19"/>
               </w:rPr>
-              <w:t>2026-03-25</w:t>
+              <w:t>—</w:t>
             </w:r>
           </w:p>
         </w:tc>
@@ -8821,7 +8821,7 @@
         </w:tc>
         <w:tc>
           <w:tcPr>
-            <w:tcW w:type="dxa" w:w="2592"/>
+            <w:tcW w:type="dxa" w:w="2448"/>
             <w:tcBorders>
               <w:top w:val="single" w:sz="4" w:color="E9ECEF"/>
               <w:left w:val="single" w:sz="4" w:color="E9ECEF"/>
@@ -8847,7 +8847,7 @@
         </w:tc>
         <w:tc>
           <w:tcPr>
-            <w:tcW w:type="dxa" w:w="1872"/>
+            <w:tcW w:type="dxa" w:w="1728"/>
             <w:tcBorders>
               <w:top w:val="single" w:sz="4" w:color="E9ECEF"/>
               <w:left w:val="single" w:sz="4" w:color="E9ECEF"/>
@@ -8873,7 +8873,7 @@
         </w:tc>
         <w:tc>
           <w:tcPr>
-            <w:tcW w:type="dxa" w:w="1872"/>
+            <w:tcW w:type="dxa" w:w="1728"/>
             <w:tcBorders>
               <w:top w:val="single" w:sz="4" w:color="E9ECEF"/>
               <w:left w:val="single" w:sz="4" w:color="E9ECEF"/>
@@ -8948,7 +8948,7 @@
                 <w:color w:val="59595B"/>
                 <w:sz w:val="19"/>
               </w:rPr>
-              <w:t>2026-03-16</w:t>
+              <w:t>—</w:t>
             </w:r>
           </w:p>
         </w:tc>
@@ -8981,7 +8981,7 @@
         </w:tc>
         <w:tc>
           <w:tcPr>
-            <w:tcW w:type="dxa" w:w="2592"/>
+            <w:tcW w:type="dxa" w:w="2448"/>
             <w:shd w:val="clear" w:color="auto" w:fill="F8F9FA"/>
             <w:tcBorders>
               <w:top w:val="single" w:sz="4" w:color="E9ECEF"/>
@@ -9008,7 +9008,7 @@
         </w:tc>
         <w:tc>
           <w:tcPr>
-            <w:tcW w:type="dxa" w:w="1872"/>
+            <w:tcW w:type="dxa" w:w="1728"/>
             <w:shd w:val="clear" w:color="auto" w:fill="F8F9FA"/>
             <w:tcBorders>
               <w:top w:val="single" w:sz="4" w:color="E9ECEF"/>
@@ -9035,7 +9035,7 @@
         </w:tc>
         <w:tc>
           <w:tcPr>
-            <w:tcW w:type="dxa" w:w="1872"/>
+            <w:tcW w:type="dxa" w:w="1728"/>
             <w:shd w:val="clear" w:color="auto" w:fill="F8F9FA"/>
             <w:tcBorders>
               <w:top w:val="single" w:sz="4" w:color="E9ECEF"/>
@@ -9101,7 +9101,7 @@
           <w:color w:val="59595B"/>
           <w:sz w:val="20"/>
         </w:rPr>
-        <w:t>Showing 40 of 139 alerts. Full list available on request.</w:t>
+        <w:t>Showing 40 of 139 alerts. Full list available on request — email support@technijian.com.</w:t>
       </w:r>
     </w:p>
     <w:p>
@@ -9346,6 +9346,78 @@
                 <w:color w:val="006DB6"/>
                 <w:sz w:val="28"/>
               </w:rPr>
+              <w:t xml:space="preserve">  Industry News &amp; Vendor Innovations</w:t>
+            </w:r>
+          </w:p>
+        </w:tc>
+      </w:tr>
+    </w:tbl>
+    <w:p>
+      <w:pPr>
+        <w:spacing w:after="160"/>
+      </w:pPr>
+      <w:r>
+        <w:rPr>
+          <w:rFonts w:ascii="Open Sans" w:hAnsi="Open Sans"/>
+          <w:b w:val="0"/>
+          <w:i w:val="0"/>
+          <w:color w:val="59595B"/>
+          <w:sz w:val="22"/>
+        </w:rPr>
+        <w:t>CrowdStrike announced no major platform changes this month. Routine detection-content updates and sensor improvements continued to roll out automatically. Technijian tracks CrowdStrike's release notes monthly so future updates land in this section as they're published.</w:t>
+      </w:r>
+    </w:p>
+    <w:p/>
+    <w:tbl>
+      <w:tblPr>
+        <w:tblW w:type="auto" w:w="0"/>
+        <w:tblLayout w:type="fixed"/>
+        <w:tblLook w:firstColumn="1" w:firstRow="1" w:lastColumn="0" w:lastRow="0" w:noHBand="0" w:noVBand="1" w:val="04A0"/>
+      </w:tblPr>
+      <w:tblGrid>
+        <w:gridCol w:w="94"/>
+        <w:gridCol w:w="8976"/>
+      </w:tblGrid>
+      <w:tr>
+        <w:tc>
+          <w:tcPr>
+            <w:tcW w:type="dxa" w:w="94"/>
+            <w:shd w:val="clear" w:color="auto" w:fill="006DB6"/>
+            <w:tcBorders>
+              <w:top w:val="nil"/>
+              <w:left w:val="nil"/>
+              <w:bottom w:val="nil"/>
+              <w:right w:val="nil"/>
+              <w:insideH w:val="nil"/>
+              <w:insideV w:val="nil"/>
+            </w:tcBorders>
+          </w:tcPr>
+          <w:p/>
+        </w:tc>
+        <w:tc>
+          <w:tcPr>
+            <w:tcW w:type="dxa" w:w="8976"/>
+            <w:tcBorders>
+              <w:top w:val="nil"/>
+              <w:left w:val="nil"/>
+              <w:bottom w:val="nil"/>
+              <w:right w:val="nil"/>
+              <w:insideH w:val="nil"/>
+              <w:insideV w:val="nil"/>
+            </w:tcBorders>
+          </w:tcPr>
+          <w:p>
+            <w:pPr>
+              <w:spacing w:before="80" w:after="80"/>
+            </w:pPr>
+            <w:r>
+              <w:rPr>
+                <w:rFonts w:ascii="Open Sans" w:hAnsi="Open Sans"/>
+                <w:b/>
+                <w:i w:val="0"/>
+                <w:color w:val="006DB6"/>
+                <w:sz w:val="28"/>
+              </w:rPr>
               <w:t xml:space="preserve">  Recommendations</w:t>
             </w:r>
           </w:p>
@@ -9540,7 +9612,7 @@
                 <w:color w:val="59595B"/>
                 <w:sz w:val="19"/>
               </w:rPr>
-              <w:t>2026-03-16</w:t>
+              <w:t>—</w:t>
             </w:r>
           </w:p>
         </w:tc>
@@ -9673,7 +9745,7 @@
                 <w:color w:val="59595B"/>
                 <w:sz w:val="19"/>
               </w:rPr>
-              <w:t>2026-03-18</w:t>
+              <w:t>—</w:t>
             </w:r>
           </w:p>
         </w:tc>
@@ -9809,7 +9881,7 @@
                 <w:color w:val="59595B"/>
                 <w:sz w:val="19"/>
               </w:rPr>
-              <w:t>2026-03-18</w:t>
+              <w:t>—</w:t>
             </w:r>
           </w:p>
         </w:tc>
@@ -9942,7 +10014,7 @@
                 <w:color w:val="59595B"/>
                 <w:sz w:val="19"/>
               </w:rPr>
-              <w:t>2026-03-18</w:t>
+              <w:t>—</w:t>
             </w:r>
           </w:p>
         </w:tc>
@@ -10078,7 +10150,7 @@
                 <w:color w:val="59595B"/>
                 <w:sz w:val="19"/>
               </w:rPr>
-              <w:t>2026-03-18</w:t>
+              <w:t>—</w:t>
             </w:r>
           </w:p>
         </w:tc>
@@ -10211,7 +10283,7 @@
                 <w:color w:val="59595B"/>
                 <w:sz w:val="19"/>
               </w:rPr>
-              <w:t>2026-03-19</w:t>
+              <w:t>—</w:t>
             </w:r>
           </w:p>
         </w:tc>
@@ -10347,7 +10419,7 @@
                 <w:color w:val="59595B"/>
                 <w:sz w:val="19"/>
               </w:rPr>
-              <w:t>2026-03-19</w:t>
+              <w:t>—</w:t>
             </w:r>
           </w:p>
         </w:tc>
@@ -10480,7 +10552,7 @@
                 <w:color w:val="59595B"/>
                 <w:sz w:val="19"/>
               </w:rPr>
-              <w:t>2026-03-17</w:t>
+              <w:t>—</w:t>
             </w:r>
           </w:p>
         </w:tc>
@@ -10616,7 +10688,7 @@
                 <w:color w:val="59595B"/>
                 <w:sz w:val="19"/>
               </w:rPr>
-              <w:t>2026-03-18</w:t>
+              <w:t>—</w:t>
             </w:r>
           </w:p>
         </w:tc>
@@ -10749,7 +10821,7 @@
                 <w:color w:val="59595B"/>
                 <w:sz w:val="19"/>
               </w:rPr>
-              <w:t>2026-03-19</w:t>
+              <w:t>—</w:t>
             </w:r>
           </w:p>
         </w:tc>
@@ -10885,7 +10957,7 @@
                 <w:color w:val="59595B"/>
                 <w:sz w:val="19"/>
               </w:rPr>
-              <w:t>2026-03-18</w:t>
+              <w:t>—</w:t>
             </w:r>
           </w:p>
         </w:tc>
@@ -11018,7 +11090,7 @@
                 <w:color w:val="59595B"/>
                 <w:sz w:val="19"/>
               </w:rPr>
-              <w:t>2026-03-19</w:t>
+              <w:t>—</w:t>
             </w:r>
           </w:p>
         </w:tc>
@@ -11154,7 +11226,7 @@
                 <w:color w:val="59595B"/>
                 <w:sz w:val="19"/>
               </w:rPr>
-              <w:t>2026-03-18</w:t>
+              <w:t>—</w:t>
             </w:r>
           </w:p>
         </w:tc>
@@ -11287,7 +11359,7 @@
                 <w:color w:val="59595B"/>
                 <w:sz w:val="19"/>
               </w:rPr>
-              <w:t>2026-03-18</w:t>
+              <w:t>—</w:t>
             </w:r>
           </w:p>
         </w:tc>
@@ -11423,7 +11495,7 @@
                 <w:color w:val="59595B"/>
                 <w:sz w:val="19"/>
               </w:rPr>
-              <w:t>2026-03-13</w:t>
+              <w:t>—</w:t>
             </w:r>
           </w:p>
         </w:tc>
@@ -11556,7 +11628,7 @@
                 <w:color w:val="59595B"/>
                 <w:sz w:val="19"/>
               </w:rPr>
-              <w:t>2026-03-04</w:t>
+              <w:t>—</w:t>
             </w:r>
           </w:p>
         </w:tc>
@@ -11692,7 +11764,7 @@
                 <w:color w:val="59595B"/>
                 <w:sz w:val="19"/>
               </w:rPr>
-              <w:t>2026-03-04</w:t>
+              <w:t>—</w:t>
             </w:r>
           </w:p>
         </w:tc>
@@ -11825,7 +11897,7 @@
                 <w:color w:val="59595B"/>
                 <w:sz w:val="19"/>
               </w:rPr>
-              <w:t>2026-03-03</w:t>
+              <w:t>—</w:t>
             </w:r>
           </w:p>
         </w:tc>
@@ -11961,7 +12033,7 @@
                 <w:color w:val="59595B"/>
                 <w:sz w:val="19"/>
               </w:rPr>
-              <w:t>2026-03-11</w:t>
+              <w:t>—</w:t>
             </w:r>
           </w:p>
         </w:tc>
@@ -12094,7 +12166,7 @@
                 <w:color w:val="59595B"/>
                 <w:sz w:val="19"/>
               </w:rPr>
-              <w:t>2026-03-04</w:t>
+              <w:t>—</w:t>
             </w:r>
           </w:p>
         </w:tc>
@@ -12220,7 +12292,7 @@
           <w:color w:val="59595B"/>
           <w:sz w:val="22"/>
         </w:rPr>
-        <w:t>Recommended action: work with your Technijian contact to review each open Critical/High alert, confirm no further attacker activity is present, and close or suppress confirmed false positives.</w:t>
+        <w:t>Recommended action: email support@technijian.com to review each open Critical/High alert with our team, confirm no further attacker activity is present, and close or suppress confirmed false positives.</w:t>
       </w:r>
     </w:p>
     <w:p/>
@@ -12251,7 +12323,184 @@
           <w:color w:val="59595B"/>
           <w:sz w:val="22"/>
         </w:rPr>
-        <w:t>The CrowdStrike daily pull scheduled task has not yet been registered on the Technijian monitoring workstation. Once registered, future reports will include full endpoint inventory with sensor version, OS distribution, and check-in age analysis. Contact your Technijian account manager to schedule this one-time setup step.</w:t>
+        <w:t>The CrowdStrike daily pull scheduled task has not yet been registered on the Technijian monitoring workstation. Once registered, future reports will include full endpoint inventory with sensor version, OS distribution, and check-in age analysis. Email support@technijian.com to schedule this one-time setup step.</w:t>
+      </w:r>
+    </w:p>
+    <w:p/>
+    <w:tbl>
+      <w:tblPr>
+        <w:tblW w:type="auto" w:w="0"/>
+        <w:tblLayout w:type="fixed"/>
+        <w:tblLook w:firstColumn="1" w:firstRow="1" w:lastColumn="0" w:lastRow="0" w:noHBand="0" w:noVBand="1" w:val="04A0"/>
+      </w:tblPr>
+      <w:tblGrid>
+        <w:gridCol w:w="94"/>
+        <w:gridCol w:w="8976"/>
+      </w:tblGrid>
+      <w:tr>
+        <w:tc>
+          <w:tcPr>
+            <w:tcW w:type="dxa" w:w="94"/>
+            <w:shd w:val="clear" w:color="auto" w:fill="006DB6"/>
+            <w:tcBorders>
+              <w:top w:val="nil"/>
+              <w:left w:val="nil"/>
+              <w:bottom w:val="nil"/>
+              <w:right w:val="nil"/>
+              <w:insideH w:val="nil"/>
+              <w:insideV w:val="nil"/>
+            </w:tcBorders>
+          </w:tcPr>
+          <w:p/>
+        </w:tc>
+        <w:tc>
+          <w:tcPr>
+            <w:tcW w:type="dxa" w:w="8976"/>
+            <w:tcBorders>
+              <w:top w:val="nil"/>
+              <w:left w:val="nil"/>
+              <w:bottom w:val="nil"/>
+              <w:right w:val="nil"/>
+              <w:insideH w:val="nil"/>
+              <w:insideV w:val="nil"/>
+            </w:tcBorders>
+          </w:tcPr>
+          <w:p>
+            <w:pPr>
+              <w:spacing w:before="80" w:after="80"/>
+            </w:pPr>
+            <w:r>
+              <w:rPr>
+                <w:rFonts w:ascii="Open Sans" w:hAnsi="Open Sans"/>
+                <w:b/>
+                <w:i w:val="0"/>
+                <w:color w:val="006DB6"/>
+                <w:sz w:val="28"/>
+              </w:rPr>
+              <w:t xml:space="preserve">  How This Protection Works</w:t>
+            </w:r>
+          </w:p>
+        </w:tc>
+      </w:tr>
+    </w:tbl>
+    <w:p>
+      <w:pPr>
+        <w:spacing w:after="160"/>
+      </w:pPr>
+      <w:r>
+        <w:rPr>
+          <w:rFonts w:ascii="Open Sans" w:hAnsi="Open Sans"/>
+          <w:b w:val="0"/>
+          <w:i w:val="0"/>
+          <w:color w:val="59595B"/>
+          <w:sz w:val="22"/>
+        </w:rPr>
+        <w:t>Your endpoints are protected by a layered security stack — CrowdStrike Falcon and Huntress working alongside each other — chosen and managed by Technijian as an MSP best-practice configuration. Here's what each piece does and why we run both.</w:t>
+      </w:r>
+    </w:p>
+    <w:p>
+      <w:pPr>
+        <w:spacing w:after="160"/>
+      </w:pPr>
+      <w:r>
+        <w:rPr>
+          <w:rFonts w:ascii="Open Sans" w:hAnsi="Open Sans"/>
+          <w:b/>
+          <w:i w:val="0"/>
+          <w:color w:val="1A1A2E"/>
+          <w:sz w:val="24"/>
+        </w:rPr>
+        <w:t>CrowdStrike Falcon: AI-driven EDR with the Falcon Overwatch SOC</w:t>
+      </w:r>
+    </w:p>
+    <w:p>
+      <w:pPr>
+        <w:spacing w:after="160"/>
+      </w:pPr>
+      <w:r>
+        <w:rPr>
+          <w:rFonts w:ascii="Open Sans" w:hAnsi="Open Sans"/>
+          <w:b w:val="0"/>
+          <w:i w:val="0"/>
+          <w:color w:val="59595B"/>
+          <w:sz w:val="22"/>
+        </w:rPr>
+        <w:t>CrowdStrike Falcon is the EDR (Endpoint Detection and Response) layer. Falcon's behavioral AI inspects every process, network connection, and file operation on your endpoints in real time and stops identified threats before they can execute. On top of the AI, CrowdStrike's Falcon Overwatch managed-threat-hunting team — the same elite NOC that protects Fortune 500s and government agencies — watches your environment 24×7 looking for the kind of slow, low-and-slow adversary tradecraft that automated detection alone can miss. Overwatch hunters reach out directly when they see something that needs immediate action.</w:t>
+      </w:r>
+    </w:p>
+    <w:p>
+      <w:pPr>
+        <w:spacing w:after="160"/>
+      </w:pPr>
+      <w:r>
+        <w:rPr>
+          <w:rFonts w:ascii="Open Sans" w:hAnsi="Open Sans"/>
+          <w:b/>
+          <w:i w:val="0"/>
+          <w:color w:val="1A1A2E"/>
+          <w:sz w:val="24"/>
+        </w:rPr>
+        <w:t>Huntress: managed detection &amp; response with a 24×7 SOC</w:t>
+      </w:r>
+    </w:p>
+    <w:p>
+      <w:pPr>
+        <w:spacing w:after="160"/>
+      </w:pPr>
+      <w:r>
+        <w:rPr>
+          <w:rFonts w:ascii="Open Sans" w:hAnsi="Open Sans"/>
+          <w:b w:val="0"/>
+          <w:i w:val="0"/>
+          <w:color w:val="59595B"/>
+          <w:sz w:val="22"/>
+        </w:rPr>
+        <w:t>Huntress runs its own Security Operations Center staffed with threat hunters who review every signal that fires on your endpoints around the clock — not just nights and weekends, but 24×7×365. When the Huntress agent flags suspicious behavior (persistence mechanisms, process injection, credential abuse, known-bad files), the activity is examined by Huntress threat hunters BEFORE it ever reaches Technijian. False positives are filtered out at the source so that what does reach our team is signal, not noise. When Huntress sees something that needs attention, they coordinate response with Technijian and provide guided remediation playbooks.</w:t>
+      </w:r>
+    </w:p>
+    <w:p>
+      <w:pPr>
+        <w:spacing w:after="160"/>
+      </w:pPr>
+      <w:r>
+        <w:rPr>
+          <w:rFonts w:ascii="Open Sans" w:hAnsi="Open Sans"/>
+          <w:b/>
+          <w:i w:val="0"/>
+          <w:color w:val="1A1A2E"/>
+          <w:sz w:val="24"/>
+        </w:rPr>
+        <w:t>Why both? Defense in depth.</w:t>
+      </w:r>
+    </w:p>
+    <w:p>
+      <w:pPr>
+        <w:spacing w:after="160"/>
+      </w:pPr>
+      <w:r>
+        <w:rPr>
+          <w:rFonts w:ascii="Open Sans" w:hAnsi="Open Sans"/>
+          <w:b w:val="0"/>
+          <w:i w:val="0"/>
+          <w:color w:val="59595B"/>
+          <w:sz w:val="22"/>
+        </w:rPr>
+        <w:t>CrowdStrike and Huntress are deliberately complementary. CrowdStrike's Falcon is industry-leading nation-state-grade EDR with the broadest telemetry collection and the most mature threat-intel feed in the market. Huntress is tuned for the SMB and mid-market threat landscape — phishing-driven footholds, persistence tradecraft, credential theft, and the kinds of attacks that target managed-service customers. They use different detection styles, different telemetry sources, and different threat-intelligence pipelines.</w:t>
+      </w:r>
+    </w:p>
+    <w:p>
+      <w:pPr>
+        <w:spacing w:after="160"/>
+      </w:pPr>
+      <w:r>
+        <w:rPr>
+          <w:rFonts w:ascii="Open Sans" w:hAnsi="Open Sans"/>
+          <w:b w:val="0"/>
+          <w:i w:val="0"/>
+          <w:color w:val="59595B"/>
+          <w:sz w:val="22"/>
+        </w:rPr>
+        <w:t>Running them together gives your endpoints two independent sets of expert eyes — CrowdStrike's Overwatch team and Huntress's SOC — both watching 24×7. If one platform misses something, the other is extremely likely to catch it. This redundant, layered approach is the configuration Technijian recommends as best-in-class endpoint protection for clients who can't afford a security incident.</w:t>
       </w:r>
     </w:p>
     <w:p/>

--- a/clients/bwh/crowdstrike/monthly/2026-03/BWH-CrowdStrike-Activity-2026-03.docx
+++ b/clients/bwh/crowdstrike/monthly/2026-03/BWH-CrowdStrike-Activity-2026-03.docx
@@ -12324,6 +12324,149 @@
           <w:sz w:val="22"/>
         </w:rPr>
         <w:t>The CrowdStrike daily pull scheduled task has not yet been registered on the Technijian monitoring workstation. Once registered, future reports will include full endpoint inventory with sensor version, OS distribution, and check-in age analysis. Email support@technijian.com to schedule this one-time setup step.</w:t>
+      </w:r>
+    </w:p>
+    <w:p/>
+    <w:tbl>
+      <w:tblPr>
+        <w:tblW w:type="auto" w:w="0"/>
+        <w:tblLayout w:type="fixed"/>
+        <w:tblLook w:firstColumn="1" w:firstRow="1" w:lastColumn="0" w:lastRow="0" w:noHBand="0" w:noVBand="1" w:val="04A0"/>
+      </w:tblPr>
+      <w:tblGrid>
+        <w:gridCol w:w="94"/>
+        <w:gridCol w:w="8976"/>
+      </w:tblGrid>
+      <w:tr>
+        <w:tc>
+          <w:tcPr>
+            <w:tcW w:type="dxa" w:w="94"/>
+            <w:shd w:val="clear" w:color="auto" w:fill="006DB6"/>
+            <w:tcBorders>
+              <w:top w:val="nil"/>
+              <w:left w:val="nil"/>
+              <w:bottom w:val="nil"/>
+              <w:right w:val="nil"/>
+              <w:insideH w:val="nil"/>
+              <w:insideV w:val="nil"/>
+            </w:tcBorders>
+          </w:tcPr>
+          <w:p/>
+        </w:tc>
+        <w:tc>
+          <w:tcPr>
+            <w:tcW w:type="dxa" w:w="8976"/>
+            <w:tcBorders>
+              <w:top w:val="nil"/>
+              <w:left w:val="nil"/>
+              <w:bottom w:val="nil"/>
+              <w:right w:val="nil"/>
+              <w:insideH w:val="nil"/>
+              <w:insideV w:val="nil"/>
+            </w:tcBorders>
+          </w:tcPr>
+          <w:p>
+            <w:pPr>
+              <w:spacing w:before="80" w:after="80"/>
+            </w:pPr>
+            <w:r>
+              <w:rPr>
+                <w:rFonts w:ascii="Open Sans" w:hAnsi="Open Sans"/>
+                <w:b/>
+                <w:i w:val="0"/>
+                <w:color w:val="006DB6"/>
+                <w:sz w:val="28"/>
+              </w:rPr>
+              <w:t xml:space="preserve">  Compliance Alignment</w:t>
+            </w:r>
+          </w:p>
+        </w:tc>
+      </w:tr>
+    </w:tbl>
+    <w:p>
+      <w:pPr>
+        <w:spacing w:after="160"/>
+      </w:pPr>
+      <w:r>
+        <w:rPr>
+          <w:rFonts w:ascii="Open Sans" w:hAnsi="Open Sans"/>
+          <w:b w:val="0"/>
+          <w:i w:val="0"/>
+          <w:color w:val="59595B"/>
+          <w:sz w:val="22"/>
+        </w:rPr>
+        <w:t>This client's industry classification is Construction / Homebuilding. Based on that classification, the data Technijian's stack is helping protect is most likely characterized as: PII (employees, customers).</w:t>
+      </w:r>
+    </w:p>
+    <w:p>
+      <w:pPr>
+        <w:spacing w:after="160"/>
+      </w:pPr>
+      <w:r>
+        <w:rPr>
+          <w:rFonts w:ascii="Open Sans" w:hAnsi="Open Sans"/>
+          <w:b w:val="0"/>
+          <w:i w:val="0"/>
+          <w:color w:val="59595B"/>
+          <w:sz w:val="21"/>
+        </w:rPr>
+        <w:t>Construction firms typically have minimal regulatory compliance obligations beyond general business privacy law (CCPA for California-resident data, OSHA for safety records). Government contracts (DoD, DOE) bring CMMC or NIST 800-171 into scope when applicable.</w:t>
+      </w:r>
+    </w:p>
+    <w:p>
+      <w:pPr>
+        <w:spacing w:after="160"/>
+      </w:pPr>
+      <w:r>
+        <w:rPr>
+          <w:rFonts w:ascii="Open Sans" w:hAnsi="Open Sans"/>
+          <w:b/>
+          <w:i w:val="0"/>
+          <w:color w:val="1A1A2E"/>
+          <w:sz w:val="22"/>
+        </w:rPr>
+        <w:t>How Technijian's monitoring stack supports each framework:</w:t>
+      </w:r>
+    </w:p>
+    <w:p>
+      <w:pPr>
+        <w:pStyle w:val="ListBullet"/>
+        <w:spacing w:after="80"/>
+      </w:pPr>
+      <w:r>
+        <w:rPr>
+          <w:rFonts w:ascii="Open Sans" w:hAnsi="Open Sans"/>
+          <w:b/>
+          <w:i w:val="0"/>
+          <w:color w:val="1A1A2E"/>
+          <w:sz w:val="22"/>
+        </w:rPr>
+        <w:t xml:space="preserve">California CCPA: </w:t>
+      </w:r>
+      <w:r>
+        <w:rPr>
+          <w:rFonts w:ascii="Open Sans" w:hAnsi="Open Sans"/>
+          <w:b w:val="0"/>
+          <w:i w:val="0"/>
+          <w:color w:val="59595B"/>
+          <w:sz w:val="22"/>
+        </w:rPr>
+        <w:t>breach-detection and incident-response capabilities support CCPA §1798.150 reasonable-security obligations and the 72-hour notification window for incidents involving California-resident PII.</w:t>
+      </w:r>
+    </w:p>
+    <w:p>
+      <w:pPr>
+        <w:spacing w:after="160"/>
+      </w:pPr>
+      <w:r>
+        <w:rPr>
+          <w:rFonts w:ascii="Open Sans" w:hAnsi="Open Sans"/>
+          <w:b w:val="0"/>
+          <w:i w:val="0"/>
+          <w:color w:val="59595B"/>
+          <w:sz w:val="19"/>
+        </w:rPr>
+        <w:t>This classification was generated automatically from the client's name and contact-domain signals. If the industry or compliance scope shown here doesn't match your operations, please reply to this report and we'll update the classification — Technijian's team can also produce a deeper compliance-posture report on request.</w:t>
       </w:r>
     </w:p>
     <w:p/>

--- a/clients/bwh/crowdstrike/monthly/2026-03/BWH-CrowdStrike-Activity-2026-03.docx
+++ b/clients/bwh/crowdstrike/monthly/2026-03/BWH-CrowdStrike-Activity-2026-03.docx
@@ -9293,6 +9293,132 @@
           <w:sz w:val="22"/>
         </w:rPr>
         <w:t>Endpoint inventory, sensor version, and detection telemetry were captured to support your security posture reviews and compliance reporting.</w:t>
+      </w:r>
+    </w:p>
+    <w:p>
+      <w:pPr>
+        <w:spacing w:after="160"/>
+      </w:pPr>
+      <w:r>
+        <w:rPr>
+          <w:rFonts w:ascii="Open Sans" w:hAnsi="Open Sans"/>
+          <w:b/>
+          <w:i w:val="0"/>
+          <w:color w:val="1A1A2E"/>
+          <w:sz w:val="24"/>
+        </w:rPr>
+        <w:t>Specific work delivered this month</w:t>
+      </w:r>
+    </w:p>
+    <w:p>
+      <w:pPr>
+        <w:spacing w:after="160"/>
+      </w:pPr>
+      <w:r>
+        <w:rPr>
+          <w:rFonts w:ascii="Open Sans" w:hAnsi="Open Sans"/>
+          <w:b w:val="0"/>
+          <w:i w:val="0"/>
+          <w:color w:val="59595B"/>
+          <w:sz w:val="22"/>
+        </w:rPr>
+        <w:t>These items are pulled directly from the time entries and tickets logged by Technijian's team during the period — actual work, not estimates.</w:t>
+      </w:r>
+    </w:p>
+    <w:p>
+      <w:pPr>
+        <w:pStyle w:val="ListBullet"/>
+        <w:spacing w:after="80"/>
+      </w:pPr>
+      <w:r>
+        <w:rPr>
+          <w:rFonts w:ascii="Open Sans" w:hAnsi="Open Sans"/>
+          <w:b w:val="0"/>
+          <w:i w:val="0"/>
+          <w:color w:val="59595B"/>
+          <w:sz w:val="22"/>
+        </w:rPr>
+        <w:t>CrowdStrike Sensor Updated with Version 7.34.20610.0: LOANER-03, BWH-HQ-VONE, PERSIMMON (handled by D. Bhardwaj) — 0.8h of tech effort</w:t>
+      </w:r>
+    </w:p>
+    <w:p>
+      <w:pPr>
+        <w:pStyle w:val="ListBullet"/>
+        <w:spacing w:after="80"/>
+      </w:pPr>
+      <w:r>
+        <w:rPr>
+          <w:rFonts w:ascii="Open Sans" w:hAnsi="Open Sans"/>
+          <w:b w:val="0"/>
+          <w:i w:val="0"/>
+          <w:color w:val="59595B"/>
+          <w:sz w:val="22"/>
+        </w:rPr>
+        <w:t>Crowdstrike latest version updated 7.34.20610.0 on ,BWH-HQ-APP-01,BWH-HQ-DT-02,BWH-HQ-IIS-01 &amp; BWH-HQ-DT-03 (handled by S. Kumar) — 1.0h of tech effort</w:t>
+      </w:r>
+    </w:p>
+    <w:p>
+      <w:pPr>
+        <w:pStyle w:val="ListBullet"/>
+        <w:spacing w:after="80"/>
+      </w:pPr>
+      <w:r>
+        <w:rPr>
+          <w:rFonts w:ascii="Open Sans" w:hAnsi="Open Sans"/>
+          <w:b w:val="0"/>
+          <w:i w:val="0"/>
+          <w:color w:val="59595B"/>
+          <w:sz w:val="22"/>
+        </w:rPr>
+        <w:t>Crowdstrike latest version (7.34.20610.0) updated on machine (handled by D. Bhardwaj) — 1.0h of tech effort</w:t>
+      </w:r>
+    </w:p>
+    <w:p>
+      <w:pPr>
+        <w:pStyle w:val="ListBullet"/>
+        <w:spacing w:after="80"/>
+      </w:pPr>
+      <w:r>
+        <w:rPr>
+          <w:rFonts w:ascii="Open Sans" w:hAnsi="Open Sans"/>
+          <w:b w:val="0"/>
+          <w:i w:val="0"/>
+          <w:color w:val="59595B"/>
+          <w:sz w:val="22"/>
+        </w:rPr>
+        <w:t>Crowdstrike latest version (7.34.20610.0) updated on machine:- BWH-HQ-RDP-01, RA01,BWH-HQ-SQL-01, DC04 (handled by Y. Kumar) — 1.0h of tech effort</w:t>
+      </w:r>
+    </w:p>
+    <w:p>
+      <w:pPr>
+        <w:pStyle w:val="ListBullet"/>
+        <w:spacing w:after="80"/>
+      </w:pPr>
+      <w:r>
+        <w:rPr>
+          <w:rFonts w:ascii="Open Sans" w:hAnsi="Open Sans"/>
+          <w:b w:val="0"/>
+          <w:i w:val="0"/>
+          <w:color w:val="59595B"/>
+          <w:sz w:val="22"/>
+        </w:rPr>
+        <w:t>Crowdstrike latest version (7.34.20610.0) updated on machine:- BWH-HQ-IIS-01, BWH-HQ-OPSPRB-01, BWH-HQ-RDP-01, BWH-HQ-SQL-01 (handled by A. Saraf) — 1.0h of tech effort</w:t>
+      </w:r>
+    </w:p>
+    <w:p>
+      <w:pPr>
+        <w:pStyle w:val="ListBullet"/>
+        <w:spacing w:after="80"/>
+      </w:pPr>
+      <w:r>
+        <w:rPr>
+          <w:rFonts w:ascii="Open Sans" w:hAnsi="Open Sans"/>
+          <w:b w:val="0"/>
+          <w:i w:val="0"/>
+          <w:color w:val="59595B"/>
+          <w:sz w:val="22"/>
+        </w:rPr>
+        <w:t>Crowdstrike latest version (7.34.20610.0) updated on machine:- BWH-HQ-IIS-01, BWH-HQ-CONF-01, BWH-HQ-OPSPRB-01, DC03 (handled by Y. Kumar) — 1.0h of tech effort</w:t>
       </w:r>
     </w:p>
     <w:p/>
